--- a/USME Customer Portal – Functional requirement &  Design V1.1.docx
+++ b/USME Customer Portal – Functional requirement &  Design V1.1.docx
@@ -829,6 +829,14 @@
               </w:rPr>
               <w:t>Functional Requirements</w:t>
             </w:r>
+            <w:r>
+              <w:rPr>
+                <w:rFonts w:ascii="Calibri" w:eastAsia="Calibri" w:hAnsi="Calibri" w:cs="Calibri"/>
+                <w:sz w:val="21"/>
+                <w:szCs w:val="21"/>
+              </w:rPr>
+              <w:t xml:space="preserve"> and Design</w:t>
+            </w:r>
           </w:p>
         </w:tc>
         <w:tc>
@@ -1385,27 +1393,7 @@
           <w:szCs w:val="21"/>
           <w:lang w:val="en-US"/>
         </w:rPr>
-        <w:t xml:space="preserve">The new USME Customer Portal will be built on Salesforce Experience Cloud, replacing the legacy </w:t>
-      </w:r>
-      <w:proofErr w:type="spellStart"/>
-      <w:r>
-        <w:rPr>
-          <w:rFonts w:ascii="Calibri" w:eastAsia="Calibri" w:hAnsi="Calibri" w:cs="Calibri"/>
-          <w:sz w:val="21"/>
-          <w:szCs w:val="21"/>
-          <w:lang w:val="en-US"/>
-        </w:rPr>
-        <w:t>GoUSME</w:t>
-      </w:r>
-      <w:proofErr w:type="spellEnd"/>
-      <w:r>
-        <w:rPr>
-          <w:rFonts w:ascii="Calibri" w:eastAsia="Calibri" w:hAnsi="Calibri" w:cs="Calibri"/>
-          <w:sz w:val="21"/>
-          <w:szCs w:val="21"/>
-          <w:lang w:val="en-US"/>
-        </w:rPr>
-        <w:t xml:space="preserve"> portal for approximately 4,500 customer accounts and over 10,500 users. The foundational architectural principle is that the portal is a "channel, not an engine". It will not house duplicate business logic; instead, all portal actions will call the exact same unified Shared Intake Services (Flows and Apex) utilized by internal Customer Experience Center (CEC) agents. Furthermore, the single Salesforce org acts as the absolute boundary for Protected Health Information (PHI), with external systems receiving only tokenized references </w:t>
+        <w:t xml:space="preserve">The new USME Customer Portal will be built on Salesforce Experience Cloud, replacing the legacy GoUSME portal for approximately 4,500 customer accounts and over 10,500 users. The foundational architectural principle is that the portal is a "channel, not an engine". It will not house duplicate business logic; instead, all portal actions will call the exact same unified Shared Intake Services (Flows and Apex) utilized by internal Customer Experience Center (CEC) agents. Furthermore, the single Salesforce org acts as the absolute boundary for Protected Health Information (PHI), with external systems receiving only tokenized references </w:t>
       </w:r>
     </w:p>
     <w:p>
@@ -1789,21 +1777,7 @@
               <w:rPr>
                 <w:rFonts w:asciiTheme="majorHAnsi" w:hAnsiTheme="majorHAnsi" w:cstheme="majorHAnsi"/>
               </w:rPr>
-              <w:t xml:space="preserve">About 10,500 existing logins are migrated from </w:t>
-            </w:r>
-            <w:proofErr w:type="spellStart"/>
-            <w:r>
-              <w:rPr>
-                <w:rFonts w:asciiTheme="majorHAnsi" w:hAnsiTheme="majorHAnsi" w:cstheme="majorHAnsi"/>
-              </w:rPr>
-              <w:t>GoUSME</w:t>
-            </w:r>
-            <w:proofErr w:type="spellEnd"/>
-            <w:r>
-              <w:rPr>
-                <w:rFonts w:asciiTheme="majorHAnsi" w:hAnsiTheme="majorHAnsi" w:cstheme="majorHAnsi"/>
-              </w:rPr>
-              <w:t xml:space="preserve"> with a forced password reset and a cutover notice to customers.</w:t>
+              <w:t>About 10,500 existing logins are migrated from GoUSME with a forced password reset and a cutover notice to customers.</w:t>
             </w:r>
           </w:p>
         </w:tc>
@@ -3237,21 +3211,7 @@
               <w:rPr>
                 <w:rFonts w:asciiTheme="majorHAnsi" w:hAnsiTheme="majorHAnsi" w:cstheme="majorHAnsi"/>
               </w:rPr>
-              <w:t xml:space="preserve">Unit transfer: a move of a patient or equipment between units. The portal offers one Transfer action; behind </w:t>
-            </w:r>
-            <w:proofErr w:type="gramStart"/>
-            <w:r>
-              <w:rPr>
-                <w:rFonts w:asciiTheme="majorHAnsi" w:hAnsiTheme="majorHAnsi" w:cstheme="majorHAnsi"/>
-              </w:rPr>
-              <w:t>it</w:t>
-            </w:r>
-            <w:proofErr w:type="gramEnd"/>
-            <w:r>
-              <w:rPr>
-                <w:rFonts w:asciiTheme="majorHAnsi" w:hAnsiTheme="majorHAnsi" w:cstheme="majorHAnsi"/>
-              </w:rPr>
-              <w:t xml:space="preserve"> Ascent stops the current rental and opens a new rental order, so billing for the old unit ends on the transfer date and the new unit's starts the next day. Transfer history is visible. </w:t>
+              <w:t xml:space="preserve">Unit transfer: a move of a patient or equipment between units. The portal offers one Transfer action; behind it Ascent stops the current rental and opens a new rental order, so billing for the old unit ends on the transfer date and the new unit's starts the next day. Transfer history is visible. </w:t>
             </w:r>
             <w:r>
               <w:rPr>
@@ -4633,21 +4593,7 @@
               <w:rPr>
                 <w:rFonts w:asciiTheme="majorHAnsi" w:hAnsiTheme="majorHAnsi" w:cstheme="majorHAnsi"/>
               </w:rPr>
-              <w:t xml:space="preserve">The authorized invoice list filters by From and </w:t>
-            </w:r>
-            <w:proofErr w:type="gramStart"/>
-            <w:r>
-              <w:rPr>
-                <w:rFonts w:asciiTheme="majorHAnsi" w:hAnsiTheme="majorHAnsi" w:cstheme="majorHAnsi"/>
-              </w:rPr>
-              <w:t>To</w:t>
-            </w:r>
-            <w:proofErr w:type="gramEnd"/>
-            <w:r>
-              <w:rPr>
-                <w:rFonts w:asciiTheme="majorHAnsi" w:hAnsiTheme="majorHAnsi" w:cstheme="majorHAnsi"/>
-              </w:rPr>
-              <w:t xml:space="preserve"> month and year and by account, and shows invoice number, date, month, year, grand total and a details link. The legacy limits are: invoices up to one year back, three months per search, and only invoices from the last three months or unpaid ones are listed; for older statements the user calls Billing.</w:t>
+              <w:t>The authorized invoice list filters by From and To month and year and by account, and shows invoice number, date, month, year, grand total and a details link. The legacy limits are: invoices up to one year back, three months per search, and only invoices from the last three months or unpaid ones are listed; for older statements the user calls Billing.</w:t>
             </w:r>
           </w:p>
         </w:tc>
@@ -4920,21 +4866,7 @@
               <w:rPr>
                 <w:rFonts w:asciiTheme="majorHAnsi" w:hAnsiTheme="majorHAnsi" w:cstheme="majorHAnsi"/>
               </w:rPr>
-              <w:t xml:space="preserve">A resolved dispute that leads to a credit or </w:t>
-            </w:r>
-            <w:proofErr w:type="gramStart"/>
-            <w:r>
-              <w:rPr>
-                <w:rFonts w:asciiTheme="majorHAnsi" w:hAnsiTheme="majorHAnsi" w:cstheme="majorHAnsi"/>
-              </w:rPr>
-              <w:t>rebill</w:t>
-            </w:r>
-            <w:proofErr w:type="gramEnd"/>
-            <w:r>
-              <w:rPr>
-                <w:rFonts w:asciiTheme="majorHAnsi" w:hAnsiTheme="majorHAnsi" w:cstheme="majorHAnsi"/>
-              </w:rPr>
-              <w:t xml:space="preserve"> is shown on the invoice list with its outcome.</w:t>
+              <w:t>A resolved dispute that leads to a credit or rebill is shown on the invoice list with its outcome.</w:t>
             </w:r>
           </w:p>
         </w:tc>
@@ -5079,21 +5011,7 @@
               <w:rPr>
                 <w:rFonts w:asciiTheme="majorHAnsi" w:hAnsiTheme="majorHAnsi" w:cstheme="majorHAnsi"/>
               </w:rPr>
-              <w:t xml:space="preserve">Announcements banner for planned changes, including the </w:t>
-            </w:r>
-            <w:proofErr w:type="spellStart"/>
-            <w:r>
-              <w:rPr>
-                <w:rFonts w:asciiTheme="majorHAnsi" w:hAnsiTheme="majorHAnsi" w:cstheme="majorHAnsi"/>
-              </w:rPr>
-              <w:t>GoUSME</w:t>
-            </w:r>
-            <w:proofErr w:type="spellEnd"/>
-            <w:r>
-              <w:rPr>
-                <w:rFonts w:asciiTheme="majorHAnsi" w:hAnsiTheme="majorHAnsi" w:cstheme="majorHAnsi"/>
-              </w:rPr>
-              <w:t xml:space="preserve"> to new portal cutover.</w:t>
+              <w:t>Announcements banner for planned changes, including the GoUSME to new portal cutover.</w:t>
             </w:r>
           </w:p>
         </w:tc>
@@ -5548,21 +5466,7 @@
               <w:rPr>
                 <w:rFonts w:asciiTheme="majorHAnsi" w:hAnsiTheme="majorHAnsi" w:cstheme="majorHAnsi"/>
               </w:rPr>
-              <w:t xml:space="preserve">Purchase History lists equipment the account bought: product number, name, manufacturer, model, serial, sales order number, date sold, sale price, quantity and warranty, with a </w:t>
-            </w:r>
-            <w:proofErr w:type="gramStart"/>
-            <w:r>
-              <w:rPr>
-                <w:rFonts w:asciiTheme="majorHAnsi" w:hAnsiTheme="majorHAnsi" w:cstheme="majorHAnsi"/>
-              </w:rPr>
-              <w:t>From</w:t>
-            </w:r>
-            <w:proofErr w:type="gramEnd"/>
-            <w:r>
-              <w:rPr>
-                <w:rFonts w:asciiTheme="majorHAnsi" w:hAnsiTheme="majorHAnsi" w:cstheme="majorHAnsi"/>
-              </w:rPr>
-              <w:t xml:space="preserve"> date filter and Excel export.</w:t>
+              <w:t>Purchase History lists equipment the account bought: product number, name, manufacturer, model, serial, sales order number, date sold, sale price, quantity and warranty, with a From date filter and Excel export.</w:t>
             </w:r>
           </w:p>
         </w:tc>
@@ -5684,35 +5588,7 @@
         <w:rPr>
           <w:rFonts w:ascii="Calibri" w:hAnsi="Calibri" w:cs="Calibri"/>
         </w:rPr>
-        <w:t xml:space="preserve"> and from the Ascent objects already named in the discovery material (</w:t>
-      </w:r>
-      <w:proofErr w:type="spellStart"/>
-      <w:r>
-        <w:rPr>
-          <w:rFonts w:ascii="Calibri" w:hAnsi="Calibri" w:cs="Calibri"/>
-        </w:rPr>
-        <w:t>Order__c</w:t>
-      </w:r>
-      <w:proofErr w:type="spellEnd"/>
-      <w:r>
-        <w:rPr>
-          <w:rFonts w:ascii="Calibri" w:hAnsi="Calibri" w:cs="Calibri"/>
-        </w:rPr>
-        <w:t xml:space="preserve"> and </w:t>
-      </w:r>
-      <w:proofErr w:type="spellStart"/>
-      <w:r>
-        <w:rPr>
-          <w:rFonts w:ascii="Calibri" w:hAnsi="Calibri" w:cs="Calibri"/>
-        </w:rPr>
-        <w:t>Order_line__c</w:t>
-      </w:r>
-      <w:proofErr w:type="spellEnd"/>
-      <w:r>
-        <w:rPr>
-          <w:rFonts w:ascii="Calibri" w:hAnsi="Calibri" w:cs="Calibri"/>
-        </w:rPr>
-        <w:t>). Entity and field names are logical. Final API names, and whether an entity is an Ascent object, a standard object or a new custom object, are confirmed against the Ascent object schema from Paula before build.</w:t>
+        <w:t xml:space="preserve"> and from the Ascent objects already named in the discovery material (Order__c and Order_line__c). Entity and field names are logical. Final API names, and whether an entity is an Ascent object, a standard object or a new custom object, are confirmed against the Ascent object schema from Paula before build.</w:t>
       </w:r>
     </w:p>
     <w:p>
@@ -6274,21 +6150,7 @@
               <w:rPr>
                 <w:sz w:val="16"/>
               </w:rPr>
-              <w:t xml:space="preserve">N:1 Account; </w:t>
-            </w:r>
-            <w:proofErr w:type="gramStart"/>
-            <w:r>
-              <w:rPr>
-                <w:sz w:val="16"/>
-              </w:rPr>
-              <w:t>1:N</w:t>
-            </w:r>
-            <w:proofErr w:type="gramEnd"/>
-            <w:r>
-              <w:rPr>
-                <w:sz w:val="16"/>
-              </w:rPr>
-              <w:t xml:space="preserve"> Order. Expired POs are hidden in the picker</w:t>
+              <w:t>N:1 Account; 1:N Order. Expired POs are hidden in the picker</w:t>
             </w:r>
           </w:p>
         </w:tc>
@@ -6332,69 +6194,33 @@
               <w:rPr>
                 <w:sz w:val="16"/>
               </w:rPr>
-              <w:t xml:space="preserve">Ascent </w:t>
-            </w:r>
-            <w:proofErr w:type="spellStart"/>
+              <w:t>Ascent Order__c</w:t>
+            </w:r>
+          </w:p>
+        </w:tc>
+        <w:tc>
+          <w:tcPr>
+            <w:tcW w:w="2880" w:type="dxa"/>
+          </w:tcPr>
+          <w:p>
             <w:r>
               <w:rPr>
                 <w:sz w:val="16"/>
               </w:rPr>
-              <w:t>Order__c</w:t>
-            </w:r>
-            <w:proofErr w:type="spellEnd"/>
-          </w:p>
-        </w:tc>
-        <w:tc>
-          <w:tcPr>
-            <w:tcW w:w="2880" w:type="dxa"/>
+              <w:t>Order number, source (Portal), created by and time, type (BTS or MME), requested date or ASAP, legacy status name, demo or loaner flag, branch</w:t>
+            </w:r>
+          </w:p>
+        </w:tc>
+        <w:tc>
+          <w:tcPr>
+            <w:tcW w:w="2304" w:type="dxa"/>
           </w:tcPr>
           <w:p>
             <w:r>
               <w:rPr>
                 <w:sz w:val="16"/>
               </w:rPr>
-              <w:t>Order number, source (Portal), created by and time, type (BTS or MME), requested date or ASAP, legacy status name, demo or loaner flag, branch</w:t>
-            </w:r>
-          </w:p>
-        </w:tc>
-        <w:tc>
-          <w:tcPr>
-            <w:tcW w:w="2304" w:type="dxa"/>
-          </w:tcPr>
-          <w:p>
-            <w:r>
-              <w:rPr>
-                <w:sz w:val="16"/>
-              </w:rPr>
-              <w:t xml:space="preserve">N:1 Account, Department, Address, PO; </w:t>
-            </w:r>
-            <w:proofErr w:type="gramStart"/>
-            <w:r>
-              <w:rPr>
-                <w:sz w:val="16"/>
-              </w:rPr>
-              <w:t>1:N</w:t>
-            </w:r>
-            <w:proofErr w:type="gramEnd"/>
-            <w:r>
-              <w:rPr>
-                <w:sz w:val="16"/>
-              </w:rPr>
-              <w:t xml:space="preserve"> Order line; </w:t>
-            </w:r>
-            <w:proofErr w:type="gramStart"/>
-            <w:r>
-              <w:rPr>
-                <w:sz w:val="16"/>
-              </w:rPr>
-              <w:t>0..</w:t>
-            </w:r>
-            <w:proofErr w:type="gramEnd"/>
-            <w:r>
-              <w:rPr>
-                <w:sz w:val="16"/>
-              </w:rPr>
-              <w:t>1 Patient</w:t>
+              <w:t>N:1 Account, Department, Address, PO; 1:N Order line; 0..1 Patient</w:t>
             </w:r>
           </w:p>
         </w:tc>
@@ -6438,55 +6264,33 @@
               <w:rPr>
                 <w:sz w:val="16"/>
               </w:rPr>
-              <w:t xml:space="preserve">Ascent </w:t>
-            </w:r>
-            <w:proofErr w:type="spellStart"/>
+              <w:t>Ascent Order_line__c</w:t>
+            </w:r>
+          </w:p>
+        </w:tc>
+        <w:tc>
+          <w:tcPr>
+            <w:tcW w:w="2880" w:type="dxa"/>
+          </w:tcPr>
+          <w:p>
             <w:r>
               <w:rPr>
                 <w:sz w:val="16"/>
               </w:rPr>
-              <w:t>Order_line__c</w:t>
-            </w:r>
-            <w:proofErr w:type="spellEnd"/>
-          </w:p>
-        </w:tc>
-        <w:tc>
-          <w:tcPr>
-            <w:tcW w:w="2880" w:type="dxa"/>
+              <w:t>Product, quantity, accessories (structured), bed package parent line, line status, delivered model</w:t>
+            </w:r>
+          </w:p>
+        </w:tc>
+        <w:tc>
+          <w:tcPr>
+            <w:tcW w:w="2304" w:type="dxa"/>
           </w:tcPr>
           <w:p>
             <w:r>
               <w:rPr>
                 <w:sz w:val="16"/>
               </w:rPr>
-              <w:t>Product, quantity, accessories (structured), bed package parent line, line status, delivered model</w:t>
-            </w:r>
-          </w:p>
-        </w:tc>
-        <w:tc>
-          <w:tcPr>
-            <w:tcW w:w="2304" w:type="dxa"/>
-          </w:tcPr>
-          <w:p>
-            <w:r>
-              <w:rPr>
-                <w:sz w:val="16"/>
-              </w:rPr>
-              <w:t xml:space="preserve">N:1 Order, Product; </w:t>
-            </w:r>
-            <w:proofErr w:type="gramStart"/>
-            <w:r>
-              <w:rPr>
-                <w:sz w:val="16"/>
-              </w:rPr>
-              <w:t>0..</w:t>
-            </w:r>
-            <w:proofErr w:type="gramEnd"/>
-            <w:r>
-              <w:rPr>
-                <w:sz w:val="16"/>
-              </w:rPr>
-              <w:t>1 Installed equipment once delivered</w:t>
+              <w:t>N:1 Order, Product; 0..1 Installed equipment once delivered</w:t>
             </w:r>
           </w:p>
         </w:tc>
@@ -6622,19 +6426,11 @@
             <w:tcW w:w="2304" w:type="dxa"/>
           </w:tcPr>
           <w:p>
-            <w:proofErr w:type="gramStart"/>
             <w:r>
               <w:rPr>
                 <w:sz w:val="16"/>
               </w:rPr>
-              <w:t>1:N</w:t>
-            </w:r>
-            <w:proofErr w:type="gramEnd"/>
-            <w:r>
-              <w:rPr>
-                <w:sz w:val="16"/>
-              </w:rPr>
-              <w:t xml:space="preserve"> Order line</w:t>
+              <w:t>1:N Order line</w:t>
             </w:r>
           </w:p>
         </w:tc>
@@ -6704,21 +6500,7 @@
               <w:rPr>
                 <w:sz w:val="16"/>
               </w:rPr>
-              <w:t xml:space="preserve">Created from a delivered Order line; </w:t>
-            </w:r>
-            <w:proofErr w:type="gramStart"/>
-            <w:r>
-              <w:rPr>
-                <w:sz w:val="16"/>
-              </w:rPr>
-              <w:t>1:N</w:t>
-            </w:r>
-            <w:proofErr w:type="gramEnd"/>
-            <w:r>
-              <w:rPr>
-                <w:sz w:val="16"/>
-              </w:rPr>
-              <w:t xml:space="preserve"> Pickup request, Case</w:t>
+              <w:t>Created from a delivered Order line; 1:N Pickup request, Case</w:t>
             </w:r>
           </w:p>
         </w:tc>
@@ -6928,21 +6710,7 @@
               <w:rPr>
                 <w:sz w:val="16"/>
               </w:rPr>
-              <w:t xml:space="preserve">N:1 Account; </w:t>
-            </w:r>
-            <w:proofErr w:type="gramStart"/>
-            <w:r>
-              <w:rPr>
-                <w:sz w:val="16"/>
-              </w:rPr>
-              <w:t>1:N</w:t>
-            </w:r>
-            <w:proofErr w:type="gramEnd"/>
-            <w:r>
-              <w:rPr>
-                <w:sz w:val="16"/>
-              </w:rPr>
-              <w:t xml:space="preserve"> Dispute; credit memo links to the original invoice</w:t>
+              <w:t>N:1 Account; 1:N Dispute; credit memo links to the original invoice</w:t>
             </w:r>
           </w:p>
         </w:tc>
@@ -6999,21 +6767,7 @@
               <w:rPr>
                 <w:sz w:val="16"/>
               </w:rPr>
-              <w:t xml:space="preserve">Invoice or line, reason code, comment, status (New, </w:t>
-            </w:r>
-            <w:proofErr w:type="gramStart"/>
-            <w:r>
-              <w:rPr>
-                <w:sz w:val="16"/>
-              </w:rPr>
-              <w:t>In</w:t>
-            </w:r>
-            <w:proofErr w:type="gramEnd"/>
-            <w:r>
-              <w:rPr>
-                <w:sz w:val="16"/>
-              </w:rPr>
-              <w:t xml:space="preserve"> progress, Resolved), messages, attachments, credit or rebill outcome</w:t>
+              <w:t>Invoice or line, reason code, comment, status (New, In progress, Resolved), messages, attachments, credit or rebill outcome</w:t>
             </w:r>
           </w:p>
         </w:tc>
@@ -7299,21 +7053,7 @@
               <w:rPr>
                 <w:sz w:val="17"/>
               </w:rPr>
-              <w:t xml:space="preserve">Based on the design agreed will maintain custom object or with in </w:t>
-            </w:r>
-            <w:proofErr w:type="gramStart"/>
-            <w:r>
-              <w:rPr>
-                <w:sz w:val="17"/>
-              </w:rPr>
-              <w:t>Oder(</w:t>
-            </w:r>
-            <w:proofErr w:type="gramEnd"/>
-            <w:r>
-              <w:rPr>
-                <w:sz w:val="17"/>
-              </w:rPr>
-              <w:t>Ascent)</w:t>
+              <w:t>Based on the design agreed will maintain custom object or with in Oder(Ascent)</w:t>
             </w:r>
           </w:p>
         </w:tc>
@@ -7327,14 +7067,12 @@
             <w:tcW w:w="2160" w:type="dxa"/>
           </w:tcPr>
           <w:p>
-            <w:proofErr w:type="spellStart"/>
             <w:r>
               <w:rPr>
                 <w:sz w:val="17"/>
               </w:rPr>
               <w:t>Order__c</w:t>
             </w:r>
-            <w:proofErr w:type="spellEnd"/>
           </w:p>
         </w:tc>
         <w:tc>
@@ -7373,14 +7111,12 @@
             <w:tcW w:w="2160" w:type="dxa"/>
           </w:tcPr>
           <w:p>
-            <w:proofErr w:type="spellStart"/>
             <w:r>
               <w:rPr>
                 <w:sz w:val="17"/>
               </w:rPr>
               <w:t>Order_Line__c</w:t>
             </w:r>
-            <w:proofErr w:type="spellEnd"/>
           </w:p>
         </w:tc>
         <w:tc>
@@ -7392,16 +7128,8 @@
               <w:rPr>
                 <w:sz w:val="17"/>
               </w:rPr>
-              <w:t xml:space="preserve">Ascent, child of </w:t>
-            </w:r>
-            <w:proofErr w:type="spellStart"/>
-            <w:r>
-              <w:rPr>
-                <w:sz w:val="17"/>
-              </w:rPr>
-              <w:t>Order__c</w:t>
-            </w:r>
-            <w:proofErr w:type="spellEnd"/>
+              <w:t>Ascent, child of Order__c</w:t>
+            </w:r>
           </w:p>
         </w:tc>
         <w:tc>
@@ -7431,16 +7159,8 @@
               <w:rPr>
                 <w:sz w:val="17"/>
               </w:rPr>
-              <w:t xml:space="preserve">Asset / </w:t>
-            </w:r>
-            <w:proofErr w:type="spellStart"/>
-            <w:r>
-              <w:rPr>
-                <w:sz w:val="17"/>
-              </w:rPr>
-              <w:t>Rental__c</w:t>
-            </w:r>
-            <w:proofErr w:type="spellEnd"/>
+              <w:t>Asset / Rental__c</w:t>
+            </w:r>
           </w:p>
         </w:tc>
         <w:tc>
@@ -7479,14 +7199,12 @@
             <w:tcW w:w="2160" w:type="dxa"/>
           </w:tcPr>
           <w:p>
-            <w:proofErr w:type="spellStart"/>
             <w:r>
               <w:rPr>
                 <w:sz w:val="17"/>
               </w:rPr>
               <w:t>Service_Order__c</w:t>
             </w:r>
-            <w:proofErr w:type="spellEnd"/>
           </w:p>
         </w:tc>
         <w:tc>
@@ -7525,14 +7243,12 @@
             <w:tcW w:w="2160" w:type="dxa"/>
           </w:tcPr>
           <w:p>
-            <w:proofErr w:type="spellStart"/>
             <w:r>
               <w:rPr>
                 <w:sz w:val="17"/>
               </w:rPr>
               <w:t>Invoice__c</w:t>
             </w:r>
-            <w:proofErr w:type="spellEnd"/>
           </w:p>
         </w:tc>
         <w:tc>
@@ -7879,21 +7595,7 @@
         <w:rPr>
           <w:rFonts w:ascii="Calibri" w:eastAsia="Calibri" w:hAnsi="Calibri" w:cs="Calibri"/>
         </w:rPr>
-        <w:t xml:space="preserve"> Workato serves strictly as an orchestration gateway and stores no PHI. It transmits tokenized events to </w:t>
-      </w:r>
-      <w:proofErr w:type="spellStart"/>
-      <w:r>
-        <w:rPr>
-          <w:rFonts w:ascii="Calibri" w:eastAsia="Calibri" w:hAnsi="Calibri" w:cs="Calibri"/>
-        </w:rPr>
-        <w:t>GoTransverse</w:t>
-      </w:r>
-      <w:proofErr w:type="spellEnd"/>
-      <w:r>
-        <w:rPr>
-          <w:rFonts w:ascii="Calibri" w:eastAsia="Calibri" w:hAnsi="Calibri" w:cs="Calibri"/>
-        </w:rPr>
-        <w:t xml:space="preserve"> (GT) for billing and Acumatica for payments.</w:t>
+        <w:t xml:space="preserve"> Workato serves strictly as an orchestration gateway and stores no PHI. It transmits tokenized events to GoTransverse (GT) for billing and Acumatica for payments.</w:t>
       </w:r>
     </w:p>
     <w:p>
@@ -8210,6 +7912,11 @@
       <w:bookmarkStart w:id="6" w:name="_1isl1xk4t89o" w:colFirst="0" w:colLast="0"/>
       <w:bookmarkEnd w:id="6"/>
     </w:p>
+    <w:p/>
+    <w:p/>
+    <w:p/>
+    <w:p/>
+    <w:p/>
     <w:p>
       <w:pPr>
         <w:pStyle w:val="Heading2"/>
@@ -8227,6 +7934,7 @@
           <w:sz w:val="28"/>
           <w:szCs w:val="28"/>
         </w:rPr>
+        <w:lastRenderedPageBreak/>
         <w:t xml:space="preserve">Portal Personas &amp; Entitlements </w:t>
       </w:r>
     </w:p>
@@ -8258,25 +7966,7 @@
           <w:sz w:val="21"/>
           <w:szCs w:val="21"/>
         </w:rPr>
-        <w:t xml:space="preserve"> Manages users, roles, departments, PO references, and delivery preferences across their assigned facilities </w:t>
-      </w:r>
-      <w:proofErr w:type="gramStart"/>
-      <w:r>
-        <w:rPr>
-          <w:rFonts w:ascii="Calibri" w:eastAsia="Calibri" w:hAnsi="Calibri" w:cs="Calibri"/>
-          <w:sz w:val="21"/>
-          <w:szCs w:val="21"/>
-        </w:rPr>
-        <w:t>-  does</w:t>
-      </w:r>
-      <w:proofErr w:type="gramEnd"/>
-      <w:r>
-        <w:rPr>
-          <w:rFonts w:ascii="Calibri" w:eastAsia="Calibri" w:hAnsi="Calibri" w:cs="Calibri"/>
-          <w:sz w:val="21"/>
-          <w:szCs w:val="21"/>
-        </w:rPr>
-        <w:t xml:space="preserve"> not view PHI unless explicitly granted.</w:t>
+        <w:t xml:space="preserve"> Manages users, roles, departments, PO references, and delivery preferences across their assigned facilities -  does not view PHI unless explicitly granted.</w:t>
       </w:r>
     </w:p>
     <w:p>
@@ -8308,7 +7998,6 @@
           <w:sz w:val="21"/>
           <w:szCs w:val="21"/>
         </w:rPr>
-        <w:lastRenderedPageBreak/>
         <w:t>Operations User:</w:t>
       </w:r>
       <w:r>
@@ -8317,25 +8006,7 @@
           <w:sz w:val="21"/>
           <w:szCs w:val="21"/>
         </w:rPr>
-        <w:t xml:space="preserve"> Executes orders, tracking, unit transfers, and pickup requests </w:t>
-      </w:r>
-      <w:proofErr w:type="gramStart"/>
-      <w:r>
-        <w:rPr>
-          <w:rFonts w:ascii="Calibri" w:eastAsia="Calibri" w:hAnsi="Calibri" w:cs="Calibri"/>
-          <w:sz w:val="21"/>
-          <w:szCs w:val="21"/>
-        </w:rPr>
-        <w:t>-  views</w:t>
-      </w:r>
-      <w:proofErr w:type="gramEnd"/>
-      <w:r>
-        <w:rPr>
-          <w:rFonts w:ascii="Calibri" w:eastAsia="Calibri" w:hAnsi="Calibri" w:cs="Calibri"/>
-          <w:sz w:val="21"/>
-          <w:szCs w:val="21"/>
-        </w:rPr>
-        <w:t xml:space="preserve"> patient fields strictly for bed rentals they manage.</w:t>
+        <w:t xml:space="preserve"> Executes orders, tracking, unit transfers, and pickup requests -  views patient fields strictly for bed rentals they manage.</w:t>
       </w:r>
     </w:p>
     <w:p>
@@ -8706,23 +8377,13 @@
                 <w:szCs w:val="21"/>
               </w:rPr>
             </w:pPr>
-            <w:proofErr w:type="spellStart"/>
             <w:r>
               <w:rPr>
                 <w:rFonts w:ascii="Calibri" w:eastAsia="Calibri" w:hAnsi="Calibri" w:cs="Calibri"/>
                 <w:sz w:val="21"/>
                 <w:szCs w:val="21"/>
               </w:rPr>
-              <w:t>Patient_First_Name__c</w:t>
-            </w:r>
-            <w:proofErr w:type="spellEnd"/>
-            <w:r>
-              <w:rPr>
-                <w:rFonts w:ascii="Calibri" w:eastAsia="Calibri" w:hAnsi="Calibri" w:cs="Calibri"/>
-                <w:sz w:val="21"/>
-                <w:szCs w:val="21"/>
-              </w:rPr>
-              <w:t xml:space="preserve"> </w:t>
+              <w:t xml:space="preserve">Patient_First_Name__c </w:t>
             </w:r>
           </w:p>
         </w:tc>
@@ -8811,23 +8472,13 @@
                 <w:szCs w:val="21"/>
               </w:rPr>
             </w:pPr>
-            <w:proofErr w:type="spellStart"/>
             <w:r>
               <w:rPr>
                 <w:rFonts w:ascii="Calibri" w:eastAsia="Calibri" w:hAnsi="Calibri" w:cs="Calibri"/>
                 <w:sz w:val="21"/>
                 <w:szCs w:val="21"/>
               </w:rPr>
-              <w:t>Patient_Last_Name__c</w:t>
-            </w:r>
-            <w:proofErr w:type="spellEnd"/>
-            <w:r>
-              <w:rPr>
-                <w:rFonts w:ascii="Calibri" w:eastAsia="Calibri" w:hAnsi="Calibri" w:cs="Calibri"/>
-                <w:sz w:val="21"/>
-                <w:szCs w:val="21"/>
-              </w:rPr>
-              <w:t xml:space="preserve"> </w:t>
+              <w:t xml:space="preserve">Patient_Last_Name__c </w:t>
             </w:r>
           </w:p>
         </w:tc>
@@ -8916,23 +8567,13 @@
                 <w:szCs w:val="21"/>
               </w:rPr>
             </w:pPr>
-            <w:proofErr w:type="spellStart"/>
             <w:r>
               <w:rPr>
                 <w:rFonts w:ascii="Calibri" w:eastAsia="Calibri" w:hAnsi="Calibri" w:cs="Calibri"/>
                 <w:sz w:val="21"/>
                 <w:szCs w:val="21"/>
               </w:rPr>
-              <w:t>Patient_ID__c</w:t>
-            </w:r>
-            <w:proofErr w:type="spellEnd"/>
-            <w:r>
-              <w:rPr>
-                <w:rFonts w:ascii="Calibri" w:eastAsia="Calibri" w:hAnsi="Calibri" w:cs="Calibri"/>
-                <w:sz w:val="21"/>
-                <w:szCs w:val="21"/>
-              </w:rPr>
-              <w:t xml:space="preserve"> </w:t>
+              <w:t xml:space="preserve">Patient_ID__c </w:t>
             </w:r>
           </w:p>
         </w:tc>
@@ -9021,23 +8662,13 @@
                 <w:szCs w:val="21"/>
               </w:rPr>
             </w:pPr>
-            <w:proofErr w:type="spellStart"/>
             <w:r>
               <w:rPr>
                 <w:rFonts w:ascii="Calibri" w:eastAsia="Calibri" w:hAnsi="Calibri" w:cs="Calibri"/>
                 <w:sz w:val="21"/>
                 <w:szCs w:val="21"/>
               </w:rPr>
-              <w:t>Room_Number__c</w:t>
-            </w:r>
-            <w:proofErr w:type="spellEnd"/>
-            <w:r>
-              <w:rPr>
-                <w:rFonts w:ascii="Calibri" w:eastAsia="Calibri" w:hAnsi="Calibri" w:cs="Calibri"/>
-                <w:sz w:val="21"/>
-                <w:szCs w:val="21"/>
-              </w:rPr>
-              <w:t xml:space="preserve"> </w:t>
+              <w:t xml:space="preserve">Room_Number__c </w:t>
             </w:r>
           </w:p>
         </w:tc>
@@ -9114,6 +8745,9 @@
       <w:bookmarkStart w:id="8" w:name="_imlap556t0hf" w:colFirst="0" w:colLast="0"/>
       <w:bookmarkEnd w:id="8"/>
     </w:p>
+    <w:p/>
+    <w:p/>
+    <w:p/>
     <w:p>
       <w:pPr>
         <w:pStyle w:val="Heading2"/>
@@ -9131,6 +8765,7 @@
           <w:sz w:val="28"/>
           <w:szCs w:val="28"/>
         </w:rPr>
+        <w:lastRenderedPageBreak/>
         <w:t xml:space="preserve">Technical Implementation of Functional Workflows </w:t>
       </w:r>
     </w:p>
@@ -9225,7 +8860,6 @@
           <w:sz w:val="21"/>
           <w:szCs w:val="21"/>
         </w:rPr>
-        <w:lastRenderedPageBreak/>
         <w:t>BTS (Bed/Patient-Linked) Orders:</w:t>
       </w:r>
       <w:r>
@@ -9236,7 +8870,6 @@
         </w:rPr>
         <w:t xml:space="preserve"> The </w:t>
       </w:r>
-      <w:proofErr w:type="spellStart"/>
       <w:r>
         <w:rPr>
           <w:rFonts w:ascii="Calibri" w:eastAsia="Calibri" w:hAnsi="Calibri" w:cs="Calibri"/>
@@ -9246,7 +8879,6 @@
         </w:rPr>
         <w:t>OrderOnlineWizard</w:t>
       </w:r>
-      <w:proofErr w:type="spellEnd"/>
       <w:r>
         <w:rPr>
           <w:rFonts w:ascii="Calibri" w:eastAsia="Calibri" w:hAnsi="Calibri" w:cs="Calibri"/>
@@ -9552,6 +9184,39 @@
           <w:color w:val="2F5496"/>
         </w:rPr>
       </w:pPr>
+    </w:p>
+    <w:p>
+      <w:pPr>
+        <w:ind w:firstLine="720"/>
+        <w:rPr>
+          <w:rFonts w:ascii="Calibri" w:eastAsia="Calibri" w:hAnsi="Calibri" w:cs="Calibri"/>
+          <w:b/>
+          <w:bCs/>
+          <w:color w:val="2F5496"/>
+        </w:rPr>
+      </w:pPr>
+    </w:p>
+    <w:p>
+      <w:pPr>
+        <w:ind w:firstLine="720"/>
+        <w:rPr>
+          <w:rFonts w:ascii="Calibri" w:eastAsia="Calibri" w:hAnsi="Calibri" w:cs="Calibri"/>
+          <w:b/>
+          <w:bCs/>
+          <w:color w:val="2F5496"/>
+        </w:rPr>
+      </w:pPr>
+    </w:p>
+    <w:p>
+      <w:pPr>
+        <w:ind w:firstLine="720"/>
+        <w:rPr>
+          <w:rFonts w:ascii="Calibri" w:eastAsia="Calibri" w:hAnsi="Calibri" w:cs="Calibri"/>
+          <w:b/>
+          <w:bCs/>
+          <w:color w:val="2F5496"/>
+        </w:rPr>
+      </w:pPr>
       <w:r>
         <w:rPr>
           <w:rFonts w:ascii="Calibri" w:eastAsia="Calibri" w:hAnsi="Calibri" w:cs="Calibri"/>
@@ -9603,25 +9268,7 @@
           <w:sz w:val="21"/>
           <w:szCs w:val="21"/>
         </w:rPr>
-        <w:t xml:space="preserve">The </w:t>
-      </w:r>
-      <w:proofErr w:type="spellStart"/>
-      <w:r>
-        <w:rPr>
-          <w:rFonts w:ascii="Calibri" w:eastAsia="Calibri" w:hAnsi="Calibri" w:cs="Calibri"/>
-          <w:sz w:val="21"/>
-          <w:szCs w:val="21"/>
-        </w:rPr>
-        <w:t>PickupWizard</w:t>
-      </w:r>
-      <w:proofErr w:type="spellEnd"/>
-      <w:r>
-        <w:rPr>
-          <w:rFonts w:ascii="Calibri" w:eastAsia="Calibri" w:hAnsi="Calibri" w:cs="Calibri"/>
-          <w:sz w:val="21"/>
-          <w:szCs w:val="21"/>
-        </w:rPr>
-        <w:t xml:space="preserve"> LWC allows users to select installed assets, input a preferred date, and add access notes. Upon submission, Apex automatically generates dispatch tasks within Ascent (one task per item).</w:t>
+        <w:t>The PickupWizard LWC allows users to select installed assets, input a preferred date, and add access notes. Upon submission, Apex automatically generates dispatch tasks within Ascent (one task per item).</w:t>
       </w:r>
     </w:p>
     <w:p>
@@ -9655,7 +9302,6 @@
           <w:sz w:val="21"/>
           <w:szCs w:val="21"/>
         </w:rPr>
-        <w:lastRenderedPageBreak/>
         <w:t>Duplicate Blocking</w:t>
       </w:r>
       <w:r>
@@ -9923,7 +9569,6 @@
         </w:rPr>
         <w:t xml:space="preserve">An LWC queries </w:t>
       </w:r>
-      <w:proofErr w:type="spellStart"/>
       <w:r>
         <w:rPr>
           <w:rFonts w:ascii="Calibri" w:eastAsia="Calibri" w:hAnsi="Calibri" w:cs="Calibri"/>
@@ -9933,7 +9578,6 @@
         </w:rPr>
         <w:t>Invoice__c</w:t>
       </w:r>
-      <w:proofErr w:type="spellEnd"/>
       <w:r>
         <w:rPr>
           <w:rFonts w:ascii="Calibri" w:eastAsia="Calibri" w:hAnsi="Calibri" w:cs="Calibri"/>
@@ -9993,7 +9637,6 @@
         </w:rPr>
         <w:t>A Visualforce-backed Apex controller (</w:t>
       </w:r>
-      <w:proofErr w:type="spellStart"/>
       <w:r>
         <w:rPr>
           <w:rFonts w:ascii="Calibri" w:eastAsia="Calibri" w:hAnsi="Calibri" w:cs="Calibri"/>
@@ -10003,7 +9646,6 @@
         </w:rPr>
         <w:t>InvoicePdfController</w:t>
       </w:r>
-      <w:proofErr w:type="spellEnd"/>
       <w:r>
         <w:rPr>
           <w:rFonts w:ascii="Calibri" w:eastAsia="Calibri" w:hAnsi="Calibri" w:cs="Calibri"/>
@@ -10080,6 +9722,9 @@
       <w:bookmarkStart w:id="9" w:name="_klgj4jw3idti" w:colFirst="0" w:colLast="0"/>
       <w:bookmarkEnd w:id="9"/>
     </w:p>
+    <w:p/>
+    <w:p/>
+    <w:p/>
     <w:p>
       <w:pPr>
         <w:pStyle w:val="Heading2"/>
@@ -10251,21 +9896,7 @@
         <w:rPr>
           <w:rFonts w:ascii="Calibri" w:hAnsi="Calibri" w:cs="Calibri"/>
         </w:rPr>
-        <w:t xml:space="preserve">Hospital users reach the portal; the portal, CEC and Billing consoles all call the same shared services over the same records. Workato carries tokenized events to </w:t>
-      </w:r>
-      <w:proofErr w:type="spellStart"/>
-      <w:r>
-        <w:rPr>
-          <w:rFonts w:ascii="Calibri" w:hAnsi="Calibri" w:cs="Calibri"/>
-        </w:rPr>
-        <w:t>GoTransverse</w:t>
-      </w:r>
-      <w:proofErr w:type="spellEnd"/>
-      <w:r>
-        <w:rPr>
-          <w:rFonts w:ascii="Calibri" w:hAnsi="Calibri" w:cs="Calibri"/>
-        </w:rPr>
-        <w:t xml:space="preserve"> and Acumatica and brings EDI and automation orders back through the same intake.</w:t>
+        <w:t>Hospital users reach the portal; the portal, CEC and Billing consoles all call the same shared services over the same records. Workato carries tokenized events to GoTransverse and Acumatica and brings EDI and automation orders back through the same intake.</w:t>
       </w:r>
     </w:p>
     <w:p>
@@ -10312,6 +9943,7 @@
         <w:rPr>
           <w:b/>
         </w:rPr>
+        <w:lastRenderedPageBreak/>
         <w:t>Entitlement first.</w:t>
       </w:r>
       <w:r>
@@ -10369,12 +10001,7 @@
         <w:t>Duplicate-safe.</w:t>
       </w:r>
       <w:r>
-        <w:t xml:space="preserve"> A request raised through two channels, such as a phone call and a portal pickup for the same item, resolves to one </w:t>
-      </w:r>
-      <w:proofErr w:type="spellStart"/>
-      <w:proofErr w:type="gramStart"/>
-      <w:r>
-        <w:t>record.</w:t>
+        <w:t xml:space="preserve"> A request raised through two channels, such as a phone call and a portal pickup for the same item, resolves to one record.</w:t>
       </w:r>
       <w:r>
         <w:rPr>
@@ -10382,17 +10009,7 @@
           <w:bCs/>
           <w:color w:val="2F5496"/>
         </w:rPr>
-        <w:t>Page</w:t>
-      </w:r>
-      <w:proofErr w:type="spellEnd"/>
-      <w:proofErr w:type="gramEnd"/>
-      <w:r>
-        <w:rPr>
-          <w:b/>
-          <w:bCs/>
-          <w:color w:val="2F5496"/>
-        </w:rPr>
-        <w:t xml:space="preserve"> map (proposed navigation)</w:t>
+        <w:t>Page map (proposed navigation)</w:t>
       </w:r>
       <w:r>
         <w:rPr>
@@ -11242,21 +10859,7 @@
               <w:rPr>
                 <w:rFonts w:ascii="Calibri" w:eastAsia="Calibri" w:hAnsi="Calibri" w:cs="Calibri"/>
               </w:rPr>
-              <w:t xml:space="preserve">Service and </w:t>
-            </w:r>
-            <w:proofErr w:type="gramStart"/>
-            <w:r>
-              <w:rPr>
-                <w:rFonts w:ascii="Calibri" w:eastAsia="Calibri" w:hAnsi="Calibri" w:cs="Calibri"/>
-              </w:rPr>
-              <w:t>Support</w:t>
-            </w:r>
-            <w:proofErr w:type="gramEnd"/>
-            <w:r>
-              <w:rPr>
-                <w:rFonts w:ascii="Calibri" w:eastAsia="Calibri" w:hAnsi="Calibri" w:cs="Calibri"/>
-              </w:rPr>
-              <w:t xml:space="preserve"> </w:t>
+              <w:t xml:space="preserve">Service and Support </w:t>
             </w:r>
           </w:p>
         </w:tc>
@@ -11514,6 +11117,7 @@
               <w:rPr>
                 <w:rFonts w:ascii="Calibri" w:eastAsia="Calibri" w:hAnsi="Calibri" w:cs="Calibri"/>
               </w:rPr>
+              <w:lastRenderedPageBreak/>
               <w:t xml:space="preserve">Account Admin </w:t>
             </w:r>
           </w:p>
@@ -12167,6 +11771,7 @@
           </w:tcPr>
           <w:p>
             <w:r>
+              <w:lastRenderedPageBreak/>
               <w:t>9</w:t>
             </w:r>
           </w:p>
@@ -12304,7 +11909,6 @@
           </w:tcPr>
           <w:p>
             <w:r>
-              <w:lastRenderedPageBreak/>
               <w:t>1</w:t>
             </w:r>
             <w:r>
@@ -12419,15 +12023,7 @@
           </w:tcPr>
           <w:p>
             <w:r>
-              <w:t xml:space="preserve">What will be the Customer portal </w:t>
-            </w:r>
-            <w:proofErr w:type="spellStart"/>
-            <w:r>
-              <w:t>url</w:t>
-            </w:r>
-            <w:proofErr w:type="spellEnd"/>
-            <w:r>
-              <w:t xml:space="preserve"> </w:t>
+              <w:t xml:space="preserve">What will be the Customer portal url </w:t>
             </w:r>
           </w:p>
         </w:tc>
@@ -12539,29 +12135,7 @@
                 <w:sz w:val="20"/>
                 <w:szCs w:val="20"/>
               </w:rPr>
-              <w:t xml:space="preserve">Gap in </w:t>
-            </w:r>
-            <w:proofErr w:type="spellStart"/>
-            <w:r>
-              <w:rPr>
-                <w:rFonts w:ascii="Calibri" w:eastAsia="Calibri" w:hAnsi="Calibri" w:cs="Calibri"/>
-                <w:b/>
-                <w:bCs/>
-                <w:sz w:val="20"/>
-                <w:szCs w:val="20"/>
-              </w:rPr>
-              <w:t>GoUSME</w:t>
-            </w:r>
-            <w:proofErr w:type="spellEnd"/>
-            <w:r>
-              <w:rPr>
-                <w:rFonts w:ascii="Calibri" w:eastAsia="Calibri" w:hAnsi="Calibri" w:cs="Calibri"/>
-                <w:b/>
-                <w:bCs/>
-                <w:sz w:val="20"/>
-                <w:szCs w:val="20"/>
-              </w:rPr>
-              <w:t xml:space="preserve"> today</w:t>
+              <w:t>Gap in GoUSME today</w:t>
             </w:r>
           </w:p>
         </w:tc>
@@ -12894,6 +12468,7 @@
           <w:rFonts w:ascii="Calibri" w:hAnsi="Calibri" w:cs="Calibri"/>
           <w:b/>
         </w:rPr>
+        <w:lastRenderedPageBreak/>
         <w:t>Next steps</w:t>
       </w:r>
     </w:p>
@@ -12918,15 +12493,7 @@
         </w:numPr>
       </w:pPr>
       <w:r>
-        <w:t xml:space="preserve">Ascent to provide the </w:t>
-      </w:r>
-      <w:proofErr w:type="gramStart"/>
-      <w:r>
-        <w:t>all Ascent</w:t>
-      </w:r>
-      <w:proofErr w:type="gramEnd"/>
-      <w:r>
-        <w:t xml:space="preserve"> features </w:t>
+        <w:t xml:space="preserve">Ascent to provide the all Ascent features </w:t>
       </w:r>
       <w:r>
         <w:t xml:space="preserve">Orders - </w:t>
